--- a/First Semester/Technical Writing/Synopsis - Introduction to Web Development and Career Roadmap for 2026.docx
+++ b/First Semester/Technical Writing/Synopsis - Introduction to Web Development and Career Roadmap for 2026.docx
@@ -15,7 +15,7 @@
           <w:noProof/>
         </w:rPr>
         <w:drawing>
-          <wp:inline distT="0" distB="0" distL="0" distR="0" wp14:anchorId="768FA208" wp14:editId="7F4813EC">
+          <wp:inline distT="0" distB="0" distL="0" distR="0" wp14:anchorId="768FA208" wp14:editId="34DB7511">
             <wp:extent cx="1365250" cy="1371600"/>
             <wp:effectExtent l="0" t="0" r="6350" b="0"/>
             <wp:docPr id="2" name="image1.png" descr="Tribhuvan University (TU) Logo Vector (.SVG) Free Download"/>
@@ -28,7 +28,7 @@
                     <pic:cNvPicPr preferRelativeResize="0"/>
                   </pic:nvPicPr>
                   <pic:blipFill>
-                    <a:blip r:embed="rId6"/>
+                    <a:blip r:embed="rId8"/>
                     <a:srcRect/>
                     <a:stretch>
                       <a:fillRect/>
@@ -37,7 +37,7 @@
                   <pic:spPr>
                     <a:xfrm>
                       <a:off x="0" y="0"/>
-                      <a:ext cx="1365971" cy="1372324"/>
+                      <a:ext cx="1365250" cy="1371600"/>
                     </a:xfrm>
                     <a:prstGeom prst="rect">
                       <a:avLst/>
@@ -509,6 +509,13 @@
           <w:b/>
           <w:color w:val="000000"/>
         </w:rPr>
+        <w:t>e</w:t>
+      </w:r>
+      <w:r>
+        <w:rPr>
+          <w:b/>
+          <w:color w:val="000000"/>
+        </w:rPr>
         <w:t>- 202</w:t>
       </w:r>
       <w:r>
@@ -517,18 +524,6 @@
         </w:rPr>
         <w:t>6</w:t>
       </w:r>
-    </w:p>
-    <w:p>
-      <w:pPr>
-        <w:tabs>
-          <w:tab w:val="left" w:pos="630"/>
-        </w:tabs>
-        <w:spacing w:after="0"/>
-        <w:jc w:val="center"/>
-        <w:rPr>
-          <w:b/>
-        </w:rPr>
-      </w:pPr>
     </w:p>
     <w:p>
       <w:pPr>
@@ -580,6 +575,13 @@
     </w:p>
     <w:sdt>
       <w:sdtPr>
+        <w:rPr>
+          <w:rFonts w:ascii="Times New Roman" w:eastAsia="Times New Roman" w:hAnsi="Times New Roman" w:cs="Times New Roman"/>
+          <w:color w:val="auto"/>
+          <w:sz w:val="24"/>
+          <w:szCs w:val="24"/>
+          <w:lang w:bidi="ne-NP"/>
+        </w:rPr>
         <w:id w:val="-1680264201"/>
         <w:docPartObj>
           <w:docPartGallery w:val="Table of Contents"/>
@@ -588,14 +590,9 @@
       </w:sdtPr>
       <w:sdtEndPr>
         <w:rPr>
-          <w:rFonts w:ascii="Times New Roman" w:eastAsia="Times New Roman" w:hAnsi="Times New Roman" w:cs="Times New Roman"/>
           <w:b/>
           <w:bCs/>
           <w:noProof/>
-          <w:color w:val="auto"/>
-          <w:sz w:val="24"/>
-          <w:szCs w:val="24"/>
-          <w:lang w:bidi="ne-NP"/>
         </w:rPr>
       </w:sdtEndPr>
       <w:sdtContent>
@@ -1538,6 +1535,8 @@
           <w:rFonts w:ascii="Times New Roman" w:hAnsi="Times New Roman" w:cs="Times New Roman"/>
           <w:b/>
           <w:bCs/>
+          <w:sz w:val="32"/>
+          <w:szCs w:val="28"/>
         </w:rPr>
       </w:pPr>
       <w:bookmarkStart w:id="1" w:name="_Toc231537537"/>
@@ -1546,6 +1545,8 @@
           <w:rFonts w:ascii="Times New Roman" w:hAnsi="Times New Roman" w:cs="Times New Roman"/>
           <w:b/>
           <w:bCs/>
+          <w:sz w:val="32"/>
+          <w:szCs w:val="28"/>
         </w:rPr>
         <w:t>Background</w:t>
       </w:r>
@@ -1557,17 +1558,122 @@
           <w:tab w:val="left" w:pos="630"/>
         </w:tabs>
         <w:spacing w:after="0"/>
-        <w:rPr>
+      </w:pPr>
+      <w:r>
+        <w:t>The internet has become an essential part of modern life, influencing education, business, communication, healthcare, and entertainment. Websites and web applications are among the most widely used digital solutions, creating a growing demand for skilled web developers worldwide. As technology continues to evolve, students need proper guidance to understand the fundamentals of web development and the career opportunities available in this field.</w:t>
+      </w:r>
+    </w:p>
+    <w:p>
+      <w:pPr>
+        <w:tabs>
+          <w:tab w:val="left" w:pos="630"/>
+        </w:tabs>
+        <w:spacing w:after="0"/>
+      </w:pPr>
+    </w:p>
+    <w:p>
+      <w:pPr>
+        <w:tabs>
+          <w:tab w:val="left" w:pos="630"/>
+        </w:tabs>
+        <w:spacing w:after="0"/>
+      </w:pPr>
+      <w:r>
+        <w:t>Many +2 and bachelor-level students are interested in pursuing careers in Information Technology but often lack a clear understanding of where to begin and what skills are required to become a professional web developer. This webinar aims to bridge that gap by providing participants with a comprehensive introduction to web development and a practical roadmap for building a successful career in 2026.</w:t>
+      </w:r>
+    </w:p>
+    <w:p>
+      <w:pPr>
+        <w:pStyle w:val="Heading1"/>
+        <w:rPr>
+          <w:rFonts w:ascii="Times New Roman" w:hAnsi="Times New Roman" w:cs="Times New Roman"/>
+          <w:b/>
+          <w:bCs/>
+          <w:sz w:val="32"/>
+          <w:szCs w:val="28"/>
+        </w:rPr>
+      </w:pPr>
+      <w:bookmarkStart w:id="2" w:name="_Toc231537538"/>
+      <w:r>
+        <w:rPr>
+          <w:rFonts w:ascii="Times New Roman" w:hAnsi="Times New Roman" w:cs="Times New Roman"/>
+          <w:b/>
+          <w:bCs/>
+          <w:sz w:val="32"/>
+          <w:szCs w:val="28"/>
+        </w:rPr>
+        <w:t>Problem Statement</w:t>
+      </w:r>
+      <w:bookmarkEnd w:id="2"/>
+    </w:p>
+    <w:p>
+      <w:pPr>
+        <w:tabs>
+          <w:tab w:val="left" w:pos="630"/>
+        </w:tabs>
+        <w:spacing w:after="0"/>
+      </w:pPr>
+      <w:r>
+        <w:t>Despite the increasing demand for web developers, many students are confused about the technologies, tools, and learning paths involved in web development. The abundance of online resources and rapidly changing technologies often make it difficult for beginners to identify a structured learning approach. Consequently, students may spend significant time learning outdated technologies or following ineffective learning paths.</w:t>
+      </w:r>
+    </w:p>
+    <w:p>
+      <w:pPr>
+        <w:pStyle w:val="Heading1"/>
+        <w:rPr>
+          <w:rFonts w:ascii="Times New Roman" w:hAnsi="Times New Roman" w:cs="Times New Roman"/>
+          <w:b/>
+          <w:bCs/>
+          <w:sz w:val="32"/>
+          <w:szCs w:val="28"/>
+        </w:rPr>
+      </w:pPr>
+      <w:bookmarkStart w:id="3" w:name="_Toc231537539"/>
+      <w:r>
+        <w:rPr>
+          <w:rFonts w:ascii="Times New Roman" w:hAnsi="Times New Roman" w:cs="Times New Roman"/>
+          <w:b/>
+          <w:bCs/>
+          <w:sz w:val="32"/>
+          <w:szCs w:val="28"/>
+        </w:rPr>
+        <w:t>Objectives</w:t>
+      </w:r>
+      <w:bookmarkEnd w:id="3"/>
+    </w:p>
+    <w:p>
+      <w:pPr>
+        <w:pStyle w:val="Heading2"/>
+        <w:rPr>
+          <w:rFonts w:ascii="Times New Roman" w:hAnsi="Times New Roman" w:cs="Times New Roman"/>
+          <w:b/>
+          <w:bCs/>
           <w:sz w:val="28"/>
           <w:szCs w:val="28"/>
         </w:rPr>
       </w:pPr>
-      <w:r>
-        <w:rPr>
+      <w:bookmarkStart w:id="4" w:name="_Toc231537540"/>
+      <w:r>
+        <w:rPr>
+          <w:rFonts w:ascii="Times New Roman" w:hAnsi="Times New Roman" w:cs="Times New Roman"/>
+          <w:b/>
+          <w:bCs/>
           <w:sz w:val="28"/>
           <w:szCs w:val="28"/>
         </w:rPr>
-        <w:t>The internet has become an essential part of modern life, influencing education, business, communication, healthcare, and entertainment. Websites and web applications are among the most widely used digital solutions, creating a growing demand for skilled web developers worldwide. As technology continues to evolve, students need proper guidance to understand the fundamentals of web development and the career opportunities available in this field.</w:t>
+        <w:t>General Objective</w:t>
+      </w:r>
+      <w:bookmarkEnd w:id="4"/>
+    </w:p>
+    <w:p>
+      <w:pPr>
+        <w:tabs>
+          <w:tab w:val="left" w:pos="630"/>
+        </w:tabs>
+        <w:spacing w:after="0"/>
+      </w:pPr>
+      <w:r>
+        <w:t>To provide participants with a fundamental understanding of web development and guide them through a structured career roadmap for becoming a web developer in 2026.</w:t>
       </w:r>
     </w:p>
     <w:p>
@@ -1581,156 +1687,26 @@
           <w:szCs w:val="28"/>
         </w:rPr>
       </w:pPr>
-      <w:r>
-        <w:rPr>
+    </w:p>
+    <w:p>
+      <w:pPr>
+        <w:pStyle w:val="Heading2"/>
+        <w:rPr>
+          <w:rFonts w:ascii="Times New Roman" w:hAnsi="Times New Roman" w:cs="Times New Roman"/>
+          <w:b/>
+          <w:bCs/>
           <w:sz w:val="28"/>
           <w:szCs w:val="28"/>
         </w:rPr>
-        <w:t>Many +2 and bachelor-level students are interested in pursuing careers in Information Technology but often lack a clear understanding of where to begin and what skills are required to become a professional web developer. This webinar aims to bridge that gap by providing participants with a comprehensive introduction to web development and a practical roadmap for building a successful career in 2026.</w:t>
-      </w:r>
-    </w:p>
-    <w:p>
-      <w:pPr>
-        <w:pStyle w:val="Heading1"/>
+      </w:pPr>
+      <w:bookmarkStart w:id="5" w:name="_Toc231537541"/>
+      <w:r>
         <w:rPr>
           <w:rFonts w:ascii="Times New Roman" w:hAnsi="Times New Roman" w:cs="Times New Roman"/>
           <w:b/>
           <w:bCs/>
-        </w:rPr>
-      </w:pPr>
-      <w:bookmarkStart w:id="2" w:name="_Toc231537538"/>
-      <w:r>
-        <w:rPr>
-          <w:rFonts w:ascii="Times New Roman" w:hAnsi="Times New Roman" w:cs="Times New Roman"/>
-          <w:b/>
-          <w:bCs/>
-        </w:rPr>
-        <w:t>Problem Statement</w:t>
-      </w:r>
-      <w:bookmarkEnd w:id="2"/>
-    </w:p>
-    <w:p>
-      <w:pPr>
-        <w:tabs>
-          <w:tab w:val="left" w:pos="630"/>
-        </w:tabs>
-        <w:spacing w:after="0"/>
-        <w:rPr>
           <w:sz w:val="28"/>
           <w:szCs w:val="28"/>
-        </w:rPr>
-      </w:pPr>
-      <w:r>
-        <w:rPr>
-          <w:sz w:val="28"/>
-          <w:szCs w:val="28"/>
-        </w:rPr>
-        <w:t>Despite the increasing demand for web developers, many students are confused about the technologies, tools, and learning paths involved in web development. The abundance of online resources and rapidly changing technologies often make it difficult for beginners to identify a structured learning approach. Consequently, students may spend significant time learning outdated technologies or following ineffective learning paths.</w:t>
-      </w:r>
-    </w:p>
-    <w:p>
-      <w:pPr>
-        <w:spacing w:line="259" w:lineRule="auto"/>
-        <w:jc w:val="left"/>
-        <w:rPr>
-          <w:sz w:val="28"/>
-          <w:szCs w:val="28"/>
-        </w:rPr>
-      </w:pPr>
-      <w:r>
-        <w:rPr>
-          <w:sz w:val="28"/>
-          <w:szCs w:val="28"/>
-        </w:rPr>
-        <w:br w:type="page"/>
-      </w:r>
-    </w:p>
-    <w:p>
-      <w:pPr>
-        <w:pStyle w:val="Heading1"/>
-        <w:rPr>
-          <w:rFonts w:ascii="Times New Roman" w:hAnsi="Times New Roman" w:cs="Times New Roman"/>
-          <w:b/>
-          <w:bCs/>
-        </w:rPr>
-      </w:pPr>
-      <w:bookmarkStart w:id="3" w:name="_Toc231537539"/>
-      <w:r>
-        <w:rPr>
-          <w:rFonts w:ascii="Times New Roman" w:hAnsi="Times New Roman" w:cs="Times New Roman"/>
-          <w:b/>
-          <w:bCs/>
-        </w:rPr>
-        <w:t>Objectives</w:t>
-      </w:r>
-      <w:bookmarkEnd w:id="3"/>
-    </w:p>
-    <w:p>
-      <w:pPr>
-        <w:pStyle w:val="Heading2"/>
-        <w:rPr>
-          <w:rFonts w:ascii="Times New Roman" w:hAnsi="Times New Roman" w:cs="Times New Roman"/>
-          <w:b/>
-          <w:bCs/>
-        </w:rPr>
-      </w:pPr>
-      <w:bookmarkStart w:id="4" w:name="_Toc231537540"/>
-      <w:r>
-        <w:rPr>
-          <w:rFonts w:ascii="Times New Roman" w:hAnsi="Times New Roman" w:cs="Times New Roman"/>
-          <w:b/>
-          <w:bCs/>
-        </w:rPr>
-        <w:t>General Objective</w:t>
-      </w:r>
-      <w:bookmarkEnd w:id="4"/>
-    </w:p>
-    <w:p>
-      <w:pPr>
-        <w:tabs>
-          <w:tab w:val="left" w:pos="630"/>
-        </w:tabs>
-        <w:spacing w:after="0"/>
-        <w:rPr>
-          <w:sz w:val="28"/>
-          <w:szCs w:val="28"/>
-        </w:rPr>
-      </w:pPr>
-      <w:r>
-        <w:rPr>
-          <w:sz w:val="28"/>
-          <w:szCs w:val="28"/>
-        </w:rPr>
-        <w:t>To provide participants with a fundamental understanding of web development and guide them through a structured career roadmap for becoming a web developer in 2026.</w:t>
-      </w:r>
-    </w:p>
-    <w:p>
-      <w:pPr>
-        <w:tabs>
-          <w:tab w:val="left" w:pos="630"/>
-        </w:tabs>
-        <w:spacing w:after="0"/>
-        <w:rPr>
-          <w:sz w:val="28"/>
-          <w:szCs w:val="28"/>
-        </w:rPr>
-      </w:pPr>
-    </w:p>
-    <w:p>
-      <w:pPr>
-        <w:pStyle w:val="Heading2"/>
-        <w:rPr>
-          <w:rFonts w:ascii="Times New Roman" w:hAnsi="Times New Roman" w:cs="Times New Roman"/>
-          <w:b/>
-          <w:bCs/>
-        </w:rPr>
-      </w:pPr>
-      <w:bookmarkStart w:id="5" w:name="_Toc231537541"/>
-      <w:r>
-        <w:rPr>
-          <w:rFonts w:ascii="Times New Roman" w:hAnsi="Times New Roman" w:cs="Times New Roman"/>
-          <w:b/>
-          <w:bCs/>
         </w:rPr>
         <w:t>Specific Objectives</w:t>
       </w:r>
@@ -1746,16 +1722,8 @@
           <w:tab w:val="left" w:pos="630"/>
         </w:tabs>
         <w:spacing w:after="0"/>
-        <w:rPr>
-          <w:sz w:val="28"/>
-          <w:szCs w:val="28"/>
-        </w:rPr>
-      </w:pPr>
-      <w:r>
-        <w:rPr>
-          <w:sz w:val="28"/>
-          <w:szCs w:val="28"/>
-        </w:rPr>
+      </w:pPr>
+      <w:r>
         <w:t>To introduce the concepts and importance of web development.</w:t>
       </w:r>
     </w:p>
@@ -1769,16 +1737,8 @@
           <w:tab w:val="left" w:pos="630"/>
         </w:tabs>
         <w:spacing w:after="0"/>
-        <w:rPr>
-          <w:sz w:val="28"/>
-          <w:szCs w:val="28"/>
-        </w:rPr>
-      </w:pPr>
-      <w:r>
-        <w:rPr>
-          <w:sz w:val="28"/>
-          <w:szCs w:val="28"/>
-        </w:rPr>
+      </w:pPr>
+      <w:r>
         <w:t>To explain how websites and web applications work.</w:t>
       </w:r>
     </w:p>
@@ -1792,16 +1752,8 @@
           <w:tab w:val="left" w:pos="630"/>
         </w:tabs>
         <w:spacing w:after="0"/>
-        <w:rPr>
-          <w:sz w:val="28"/>
-          <w:szCs w:val="28"/>
-        </w:rPr>
-      </w:pPr>
-      <w:r>
-        <w:rPr>
-          <w:sz w:val="28"/>
-          <w:szCs w:val="28"/>
-        </w:rPr>
+      </w:pPr>
+      <w:r>
         <w:t>To familiarize participants with frontend, backend, and database technologies.</w:t>
       </w:r>
     </w:p>
@@ -1815,16 +1767,8 @@
           <w:tab w:val="left" w:pos="630"/>
         </w:tabs>
         <w:spacing w:after="0"/>
-        <w:rPr>
-          <w:sz w:val="28"/>
-          <w:szCs w:val="28"/>
-        </w:rPr>
-      </w:pPr>
-      <w:r>
-        <w:rPr>
-          <w:sz w:val="28"/>
-          <w:szCs w:val="28"/>
-        </w:rPr>
+      </w:pPr>
+      <w:r>
         <w:t>To introduce modern web development tools and frameworks.</w:t>
       </w:r>
     </w:p>
@@ -1838,16 +1782,8 @@
           <w:tab w:val="left" w:pos="630"/>
         </w:tabs>
         <w:spacing w:after="0"/>
-        <w:rPr>
-          <w:sz w:val="28"/>
-          <w:szCs w:val="28"/>
-        </w:rPr>
-      </w:pPr>
-      <w:r>
-        <w:rPr>
-          <w:sz w:val="28"/>
-          <w:szCs w:val="28"/>
-        </w:rPr>
+      </w:pPr>
+      <w:r>
         <w:t>To provide a step-by-step learning roadmap for aspiring web developers.</w:t>
       </w:r>
     </w:p>
@@ -1861,16 +1797,8 @@
           <w:tab w:val="left" w:pos="630"/>
         </w:tabs>
         <w:spacing w:after="0"/>
-        <w:rPr>
-          <w:sz w:val="28"/>
-          <w:szCs w:val="28"/>
-        </w:rPr>
-      </w:pPr>
-      <w:r>
-        <w:rPr>
-          <w:sz w:val="28"/>
-          <w:szCs w:val="28"/>
-        </w:rPr>
+      </w:pPr>
+      <w:r>
         <w:t>To highlight career opportunities and industry trends in web development.</w:t>
       </w:r>
     </w:p>
@@ -1884,35 +1812,31 @@
           <w:tab w:val="left" w:pos="630"/>
         </w:tabs>
         <w:spacing w:after="0"/>
-        <w:rPr>
-          <w:sz w:val="28"/>
+      </w:pPr>
+      <w:r>
+        <w:t>To encourage students to pursue practical learning and project-based development.</w:t>
+      </w:r>
+    </w:p>
+    <w:p>
+      <w:pPr>
+        <w:pStyle w:val="Heading1"/>
+        <w:rPr>
+          <w:rFonts w:ascii="Times New Roman" w:hAnsi="Times New Roman" w:cs="Times New Roman"/>
+          <w:b/>
+          <w:bCs/>
+          <w:sz w:val="32"/>
           <w:szCs w:val="28"/>
         </w:rPr>
       </w:pPr>
-      <w:r>
-        <w:rPr>
-          <w:sz w:val="28"/>
+      <w:bookmarkStart w:id="6" w:name="_Toc231537542"/>
+      <w:r>
+        <w:rPr>
+          <w:rFonts w:ascii="Times New Roman" w:hAnsi="Times New Roman" w:cs="Times New Roman"/>
+          <w:b/>
+          <w:bCs/>
+          <w:sz w:val="32"/>
           <w:szCs w:val="28"/>
         </w:rPr>
-        <w:t>To encourage students to pursue practical learning and project-based development.</w:t>
-      </w:r>
-    </w:p>
-    <w:p>
-      <w:pPr>
-        <w:pStyle w:val="Heading1"/>
-        <w:rPr>
-          <w:rFonts w:ascii="Times New Roman" w:hAnsi="Times New Roman" w:cs="Times New Roman"/>
-          <w:b/>
-          <w:bCs/>
-        </w:rPr>
-      </w:pPr>
-      <w:bookmarkStart w:id="6" w:name="_Toc231537542"/>
-      <w:r>
-        <w:rPr>
-          <w:rFonts w:ascii="Times New Roman" w:hAnsi="Times New Roman" w:cs="Times New Roman"/>
-          <w:b/>
-          <w:bCs/>
-        </w:rPr>
         <w:t>Target Audience</w:t>
       </w:r>
       <w:bookmarkEnd w:id="6"/>
@@ -1923,16 +1847,8 @@
           <w:tab w:val="left" w:pos="630"/>
         </w:tabs>
         <w:spacing w:after="0"/>
-        <w:rPr>
-          <w:sz w:val="28"/>
-          <w:szCs w:val="28"/>
-        </w:rPr>
-      </w:pPr>
-      <w:r>
-        <w:rPr>
-          <w:sz w:val="28"/>
-          <w:szCs w:val="28"/>
-        </w:rPr>
+      </w:pPr>
+      <w:r>
         <w:t>The webinar is targeted toward:</w:t>
       </w:r>
     </w:p>
@@ -1946,16 +1862,8 @@
           <w:tab w:val="left" w:pos="630"/>
         </w:tabs>
         <w:spacing w:after="0"/>
-        <w:rPr>
-          <w:sz w:val="28"/>
-          <w:szCs w:val="28"/>
-        </w:rPr>
-      </w:pPr>
-      <w:r>
-        <w:rPr>
-          <w:sz w:val="28"/>
-          <w:szCs w:val="28"/>
-        </w:rPr>
+      </w:pPr>
+      <w:r>
         <w:t>+2 students interested in Information Technology.</w:t>
       </w:r>
     </w:p>
@@ -1969,16 +1877,8 @@
           <w:tab w:val="left" w:pos="630"/>
         </w:tabs>
         <w:spacing w:after="0"/>
-        <w:rPr>
-          <w:sz w:val="28"/>
-          <w:szCs w:val="28"/>
-        </w:rPr>
-      </w:pPr>
-      <w:r>
-        <w:rPr>
-          <w:sz w:val="28"/>
-          <w:szCs w:val="28"/>
-        </w:rPr>
+      </w:pPr>
+      <w:r>
         <w:t>Bachelor-level students pursuing computing-related courses.</w:t>
       </w:r>
     </w:p>
@@ -1992,16 +1892,8 @@
           <w:tab w:val="left" w:pos="630"/>
         </w:tabs>
         <w:spacing w:after="0"/>
-        <w:rPr>
-          <w:sz w:val="28"/>
-          <w:szCs w:val="28"/>
-        </w:rPr>
-      </w:pPr>
-      <w:r>
-        <w:rPr>
-          <w:sz w:val="28"/>
-          <w:szCs w:val="28"/>
-        </w:rPr>
+      </w:pPr>
+      <w:r>
         <w:t>Beginners who want to learn web development.</w:t>
       </w:r>
     </w:p>
@@ -2015,17 +1907,44 @@
           <w:tab w:val="left" w:pos="630"/>
         </w:tabs>
         <w:spacing w:after="0"/>
-        <w:rPr>
-          <w:sz w:val="28"/>
+      </w:pPr>
+      <w:r>
+        <w:t>Individuals seeking career guidance in the field of software development.</w:t>
+      </w:r>
+    </w:p>
+    <w:p>
+      <w:pPr>
+        <w:pStyle w:val="Heading1"/>
+        <w:rPr>
+          <w:rFonts w:ascii="Times New Roman" w:hAnsi="Times New Roman" w:cs="Times New Roman"/>
+          <w:b/>
+          <w:bCs/>
+          <w:sz w:val="32"/>
           <w:szCs w:val="28"/>
         </w:rPr>
       </w:pPr>
-      <w:r>
-        <w:rPr>
-          <w:sz w:val="28"/>
+      <w:bookmarkStart w:id="7" w:name="_Toc231537543"/>
+      <w:r>
+        <w:rPr>
+          <w:rFonts w:ascii="Times New Roman" w:hAnsi="Times New Roman" w:cs="Times New Roman"/>
+          <w:b/>
+          <w:bCs/>
+          <w:sz w:val="32"/>
           <w:szCs w:val="28"/>
         </w:rPr>
-        <w:t>Individuals seeking career guidance in the field of software development.</w:t>
+        <w:t>Scope of the Webinar</w:t>
+      </w:r>
+      <w:bookmarkEnd w:id="7"/>
+    </w:p>
+    <w:p>
+      <w:pPr>
+        <w:tabs>
+          <w:tab w:val="left" w:pos="630"/>
+        </w:tabs>
+        <w:spacing w:after="0"/>
+      </w:pPr>
+      <w:r>
+        <w:t>The webinar will cover the fundamentals of web development, including website architecture, frontend development, backend development, databases, development tools, and current industry trends. Additionally, participants will be introduced to a structured learning roadmap and career opportunities available in the web development industry.</w:t>
       </w:r>
     </w:p>
     <w:p>
@@ -2035,66 +1954,19 @@
           <w:rFonts w:ascii="Times New Roman" w:hAnsi="Times New Roman" w:cs="Times New Roman"/>
           <w:b/>
           <w:bCs/>
-        </w:rPr>
-      </w:pPr>
-      <w:bookmarkStart w:id="7" w:name="_Toc231537543"/>
+          <w:sz w:val="32"/>
+          <w:szCs w:val="28"/>
+        </w:rPr>
+      </w:pPr>
+      <w:bookmarkStart w:id="8" w:name="_Toc231537544"/>
       <w:r>
         <w:rPr>
           <w:rFonts w:ascii="Times New Roman" w:hAnsi="Times New Roman" w:cs="Times New Roman"/>
           <w:b/>
           <w:bCs/>
-        </w:rPr>
-        <w:t>Scope of the Webinar</w:t>
-      </w:r>
-      <w:bookmarkEnd w:id="7"/>
-    </w:p>
-    <w:p>
-      <w:pPr>
-        <w:tabs>
-          <w:tab w:val="left" w:pos="630"/>
-        </w:tabs>
-        <w:spacing w:after="0"/>
-        <w:rPr>
-          <w:sz w:val="28"/>
+          <w:sz w:val="32"/>
           <w:szCs w:val="28"/>
         </w:rPr>
-      </w:pPr>
-      <w:r>
-        <w:rPr>
-          <w:sz w:val="28"/>
-          <w:szCs w:val="28"/>
-        </w:rPr>
-        <w:t>The webinar will cover the fundamentals of web development, including website architecture, frontend development, backend development, databases, development tools, and current industry trends. Additionally, participants will be introduced to a structured learning roadmap and career opportunities available in the web development industry.</w:t>
-      </w:r>
-    </w:p>
-    <w:p>
-      <w:pPr>
-        <w:tabs>
-          <w:tab w:val="left" w:pos="630"/>
-        </w:tabs>
-        <w:spacing w:after="0"/>
-        <w:rPr>
-          <w:sz w:val="28"/>
-          <w:szCs w:val="28"/>
-        </w:rPr>
-      </w:pPr>
-    </w:p>
-    <w:p>
-      <w:pPr>
-        <w:pStyle w:val="Heading1"/>
-        <w:rPr>
-          <w:rFonts w:ascii="Times New Roman" w:hAnsi="Times New Roman" w:cs="Times New Roman"/>
-          <w:b/>
-          <w:bCs/>
-        </w:rPr>
-      </w:pPr>
-      <w:bookmarkStart w:id="8" w:name="_Toc231537544"/>
-      <w:r>
-        <w:rPr>
-          <w:rFonts w:ascii="Times New Roman" w:hAnsi="Times New Roman" w:cs="Times New Roman"/>
-          <w:b/>
-          <w:bCs/>
-        </w:rPr>
         <w:t>Methodology</w:t>
       </w:r>
       <w:bookmarkEnd w:id="8"/>
@@ -2105,16 +1977,8 @@
           <w:tab w:val="left" w:pos="630"/>
         </w:tabs>
         <w:spacing w:after="0"/>
-        <w:rPr>
-          <w:sz w:val="28"/>
-          <w:szCs w:val="28"/>
-        </w:rPr>
-      </w:pPr>
-      <w:r>
-        <w:rPr>
-          <w:sz w:val="28"/>
-          <w:szCs w:val="28"/>
-        </w:rPr>
+      </w:pPr>
+      <w:r>
         <w:t>The webinar will be conducted through an online platform such as Google Meet or Zoom. Presentation slides, demonstrations, and real-world examples will be used to enhance understanding. Participants will be encouraged to ask questions during the session, and a dedicated question-and-answer segment will be conducted at the end of the webinar.</w:t>
       </w:r>
     </w:p>
@@ -2124,28 +1988,16 @@
           <w:tab w:val="left" w:pos="630"/>
         </w:tabs>
         <w:spacing w:after="0"/>
-        <w:rPr>
-          <w:sz w:val="28"/>
-          <w:szCs w:val="28"/>
-        </w:rPr>
-      </w:pPr>
-    </w:p>
-    <w:p>
-      <w:pPr>
-        <w:tabs>
-          <w:tab w:val="left" w:pos="630"/>
-        </w:tabs>
-        <w:spacing w:after="0"/>
-        <w:rPr>
-          <w:sz w:val="28"/>
-          <w:szCs w:val="28"/>
-        </w:rPr>
-      </w:pPr>
-      <w:r>
-        <w:rPr>
-          <w:sz w:val="28"/>
-          <w:szCs w:val="28"/>
-        </w:rPr>
+      </w:pPr>
+    </w:p>
+    <w:p>
+      <w:pPr>
+        <w:tabs>
+          <w:tab w:val="left" w:pos="630"/>
+        </w:tabs>
+        <w:spacing w:after="0"/>
+      </w:pPr>
+      <w:r>
         <w:t>The webinar will include:</w:t>
       </w:r>
     </w:p>
@@ -2159,16 +2011,8 @@
           <w:tab w:val="left" w:pos="630"/>
         </w:tabs>
         <w:spacing w:after="0"/>
-        <w:rPr>
-          <w:sz w:val="28"/>
-          <w:szCs w:val="28"/>
-        </w:rPr>
-      </w:pPr>
-      <w:r>
-        <w:rPr>
-          <w:sz w:val="28"/>
-          <w:szCs w:val="28"/>
-        </w:rPr>
+      </w:pPr>
+      <w:r>
         <w:t>Presentation and discussion</w:t>
       </w:r>
     </w:p>
@@ -2182,16 +2026,8 @@
           <w:tab w:val="left" w:pos="630"/>
         </w:tabs>
         <w:spacing w:after="0"/>
-        <w:rPr>
-          <w:sz w:val="28"/>
-          <w:szCs w:val="28"/>
-        </w:rPr>
-      </w:pPr>
-      <w:r>
-        <w:rPr>
-          <w:sz w:val="28"/>
-          <w:szCs w:val="28"/>
-        </w:rPr>
+      </w:pPr>
+      <w:r>
         <w:t>Demonstration of web technologies</w:t>
       </w:r>
     </w:p>
@@ -2205,16 +2041,8 @@
           <w:tab w:val="left" w:pos="630"/>
         </w:tabs>
         <w:spacing w:after="0"/>
-        <w:rPr>
-          <w:sz w:val="28"/>
-          <w:szCs w:val="28"/>
-        </w:rPr>
-      </w:pPr>
-      <w:r>
-        <w:rPr>
-          <w:sz w:val="28"/>
-          <w:szCs w:val="28"/>
-        </w:rPr>
+      </w:pPr>
+      <w:r>
         <w:t>Career guidance session</w:t>
       </w:r>
     </w:p>
@@ -2228,16 +2056,8 @@
           <w:tab w:val="left" w:pos="630"/>
         </w:tabs>
         <w:spacing w:after="0"/>
-        <w:rPr>
-          <w:sz w:val="28"/>
-          <w:szCs w:val="28"/>
-        </w:rPr>
-      </w:pPr>
-      <w:r>
-        <w:rPr>
-          <w:sz w:val="28"/>
-          <w:szCs w:val="28"/>
-        </w:rPr>
+      </w:pPr>
+      <w:r>
         <w:t>Interactive question-and-answer session</w:t>
       </w:r>
     </w:p>
@@ -2251,35 +2071,31 @@
           <w:tab w:val="left" w:pos="630"/>
         </w:tabs>
         <w:spacing w:after="0"/>
-        <w:rPr>
-          <w:sz w:val="28"/>
+      </w:pPr>
+      <w:r>
+        <w:t>Participant feedback collection</w:t>
+      </w:r>
+    </w:p>
+    <w:p>
+      <w:pPr>
+        <w:pStyle w:val="Heading1"/>
+        <w:rPr>
+          <w:rFonts w:ascii="Times New Roman" w:hAnsi="Times New Roman" w:cs="Times New Roman"/>
+          <w:b/>
+          <w:bCs/>
+          <w:sz w:val="32"/>
           <w:szCs w:val="28"/>
         </w:rPr>
       </w:pPr>
-      <w:r>
-        <w:rPr>
-          <w:sz w:val="28"/>
+      <w:bookmarkStart w:id="9" w:name="_Toc231537545"/>
+      <w:r>
+        <w:rPr>
+          <w:rFonts w:ascii="Times New Roman" w:hAnsi="Times New Roman" w:cs="Times New Roman"/>
+          <w:b/>
+          <w:bCs/>
+          <w:sz w:val="32"/>
           <w:szCs w:val="28"/>
         </w:rPr>
-        <w:t>Participant feedback collection</w:t>
-      </w:r>
-    </w:p>
-    <w:p>
-      <w:pPr>
-        <w:pStyle w:val="Heading1"/>
-        <w:rPr>
-          <w:rFonts w:ascii="Times New Roman" w:hAnsi="Times New Roman" w:cs="Times New Roman"/>
-          <w:b/>
-          <w:bCs/>
-        </w:rPr>
-      </w:pPr>
-      <w:bookmarkStart w:id="9" w:name="_Toc231537545"/>
-      <w:r>
-        <w:rPr>
-          <w:rFonts w:ascii="Times New Roman" w:hAnsi="Times New Roman" w:cs="Times New Roman"/>
-          <w:b/>
-          <w:bCs/>
-        </w:rPr>
         <w:t>Expected Outcomes</w:t>
       </w:r>
       <w:bookmarkEnd w:id="9"/>
@@ -2290,16 +2106,8 @@
           <w:tab w:val="left" w:pos="630"/>
         </w:tabs>
         <w:spacing w:after="0"/>
-        <w:rPr>
-          <w:sz w:val="28"/>
-          <w:szCs w:val="28"/>
-        </w:rPr>
-      </w:pPr>
-      <w:r>
-        <w:rPr>
-          <w:sz w:val="28"/>
-          <w:szCs w:val="28"/>
-        </w:rPr>
+      </w:pPr>
+      <w:r>
         <w:t>Upon completion of the webinar, participants will:</w:t>
       </w:r>
     </w:p>
@@ -2313,16 +2121,8 @@
           <w:tab w:val="left" w:pos="630"/>
         </w:tabs>
         <w:spacing w:after="0"/>
-        <w:rPr>
-          <w:sz w:val="28"/>
-          <w:szCs w:val="28"/>
-        </w:rPr>
-      </w:pPr>
-      <w:r>
-        <w:rPr>
-          <w:sz w:val="28"/>
-          <w:szCs w:val="28"/>
-        </w:rPr>
+      </w:pPr>
+      <w:r>
         <w:t>Understand the fundamentals of web development.</w:t>
       </w:r>
     </w:p>
@@ -2336,16 +2136,8 @@
           <w:tab w:val="left" w:pos="630"/>
         </w:tabs>
         <w:spacing w:after="0"/>
-        <w:rPr>
-          <w:sz w:val="28"/>
-          <w:szCs w:val="28"/>
-        </w:rPr>
-      </w:pPr>
-      <w:r>
-        <w:rPr>
-          <w:sz w:val="28"/>
-          <w:szCs w:val="28"/>
-        </w:rPr>
+      </w:pPr>
+      <w:r>
         <w:t>Gain knowledge of modern web development technologies.</w:t>
       </w:r>
     </w:p>
@@ -2359,16 +2151,8 @@
           <w:tab w:val="left" w:pos="630"/>
         </w:tabs>
         <w:spacing w:after="0"/>
-        <w:rPr>
-          <w:sz w:val="28"/>
-          <w:szCs w:val="28"/>
-        </w:rPr>
-      </w:pPr>
-      <w:r>
-        <w:rPr>
-          <w:sz w:val="28"/>
-          <w:szCs w:val="28"/>
-        </w:rPr>
+      </w:pPr>
+      <w:r>
         <w:t>Learn the difference between frontend, backend, and database systems.</w:t>
       </w:r>
     </w:p>
@@ -2382,16 +2166,8 @@
           <w:tab w:val="left" w:pos="630"/>
         </w:tabs>
         <w:spacing w:after="0"/>
-        <w:rPr>
-          <w:sz w:val="28"/>
-          <w:szCs w:val="28"/>
-        </w:rPr>
-      </w:pPr>
-      <w:r>
-        <w:rPr>
-          <w:sz w:val="28"/>
-          <w:szCs w:val="28"/>
-        </w:rPr>
+      </w:pPr>
+      <w:r>
         <w:t>Understand the skills required to become a web developer.</w:t>
       </w:r>
     </w:p>
@@ -2405,16 +2181,8 @@
           <w:tab w:val="left" w:pos="630"/>
         </w:tabs>
         <w:spacing w:after="0"/>
-        <w:rPr>
-          <w:sz w:val="28"/>
-          <w:szCs w:val="28"/>
-        </w:rPr>
-      </w:pPr>
-      <w:r>
-        <w:rPr>
-          <w:sz w:val="28"/>
-          <w:szCs w:val="28"/>
-        </w:rPr>
+      </w:pPr>
+      <w:r>
         <w:t>Obtain a clear learning roadmap for 2026.</w:t>
       </w:r>
     </w:p>
@@ -2428,16 +2196,8 @@
           <w:tab w:val="left" w:pos="630"/>
         </w:tabs>
         <w:spacing w:after="0"/>
-        <w:rPr>
-          <w:sz w:val="28"/>
-          <w:szCs w:val="28"/>
-        </w:rPr>
-      </w:pPr>
-      <w:r>
-        <w:rPr>
-          <w:sz w:val="28"/>
-          <w:szCs w:val="28"/>
-        </w:rPr>
+      </w:pPr>
+      <w:r>
         <w:t>Be able to identify potential career opportunities in the web development industry.</w:t>
       </w:r>
     </w:p>
@@ -2471,16 +2231,8 @@
           <w:tab w:val="left" w:pos="630"/>
         </w:tabs>
         <w:spacing w:after="0"/>
-        <w:rPr>
-          <w:sz w:val="28"/>
-          <w:szCs w:val="28"/>
-        </w:rPr>
-      </w:pPr>
-      <w:r>
-        <w:rPr>
-          <w:sz w:val="28"/>
-          <w:szCs w:val="28"/>
-        </w:rPr>
+      </w:pPr>
+      <w:r>
         <w:t>Computer or Laptop</w:t>
       </w:r>
     </w:p>
@@ -2494,16 +2246,8 @@
           <w:tab w:val="left" w:pos="630"/>
         </w:tabs>
         <w:spacing w:after="0"/>
-        <w:rPr>
-          <w:sz w:val="28"/>
-          <w:szCs w:val="28"/>
-        </w:rPr>
-      </w:pPr>
-      <w:r>
-        <w:rPr>
-          <w:sz w:val="28"/>
-          <w:szCs w:val="28"/>
-        </w:rPr>
+      </w:pPr>
+      <w:r>
         <w:t>Stable Internet Connection</w:t>
       </w:r>
     </w:p>
@@ -2517,16 +2261,8 @@
           <w:tab w:val="left" w:pos="630"/>
         </w:tabs>
         <w:spacing w:after="0"/>
-        <w:rPr>
-          <w:sz w:val="28"/>
-          <w:szCs w:val="28"/>
-        </w:rPr>
-      </w:pPr>
-      <w:r>
-        <w:rPr>
-          <w:sz w:val="28"/>
-          <w:szCs w:val="28"/>
-        </w:rPr>
+      </w:pPr>
+      <w:r>
         <w:t>Google Meet or Zoom Platform</w:t>
       </w:r>
     </w:p>
@@ -2540,16 +2276,8 @@
           <w:tab w:val="left" w:pos="630"/>
         </w:tabs>
         <w:spacing w:after="0"/>
-        <w:rPr>
-          <w:sz w:val="28"/>
-          <w:szCs w:val="28"/>
-        </w:rPr>
-      </w:pPr>
-      <w:r>
-        <w:rPr>
-          <w:sz w:val="28"/>
-          <w:szCs w:val="28"/>
-        </w:rPr>
+      </w:pPr>
+      <w:r>
         <w:t>Presentation Slides</w:t>
       </w:r>
     </w:p>
@@ -2563,16 +2291,8 @@
           <w:tab w:val="left" w:pos="630"/>
         </w:tabs>
         <w:spacing w:after="0"/>
-        <w:rPr>
-          <w:sz w:val="28"/>
-          <w:szCs w:val="28"/>
-        </w:rPr>
-      </w:pPr>
-      <w:r>
-        <w:rPr>
-          <w:sz w:val="28"/>
-          <w:szCs w:val="28"/>
-        </w:rPr>
+      </w:pPr>
+      <w:r>
         <w:t>Registration and Feedback Forms</w:t>
       </w:r>
     </w:p>
@@ -2586,16 +2306,8 @@
           <w:tab w:val="left" w:pos="630"/>
         </w:tabs>
         <w:spacing w:after="0"/>
-        <w:rPr>
-          <w:sz w:val="28"/>
-          <w:szCs w:val="28"/>
-        </w:rPr>
-      </w:pPr>
-      <w:r>
-        <w:rPr>
-          <w:sz w:val="28"/>
-          <w:szCs w:val="28"/>
-        </w:rPr>
+      </w:pPr>
+      <w:r>
         <w:t>Webinar Recording Tools</w:t>
       </w:r>
     </w:p>
@@ -2830,15 +2542,40 @@
       </w:r>
     </w:p>
     <w:sectPr>
-      <w:footerReference w:type="default" r:id="rId7"/>
+      <w:footerReference w:type="default" r:id="rId9"/>
       <w:pgSz w:w="11906" w:h="16838" w:code="9"/>
-      <w:pgMar w:top="720" w:right="720" w:bottom="720" w:left="720" w:header="720" w:footer="720" w:gutter="0"/>
+      <w:pgMar w:top="720" w:right="720" w:bottom="90" w:left="720" w:header="720" w:footer="576" w:gutter="0"/>
       <w:pgNumType w:start="1"/>
       <w:cols w:space="720"/>
       <w:docGrid w:linePitch="326"/>
     </w:sectPr>
   </w:body>
 </w:document>
+</file>
+
+<file path=word/endnotes.xml><?xml version="1.0" encoding="utf-8"?>
+<w:endnotes xmlns:wpc="http://schemas.microsoft.com/office/word/2010/wordprocessingCanvas" xmlns:cx="http://schemas.microsoft.com/office/drawing/2014/chartex" xmlns:cx1="http://schemas.microsoft.com/office/drawing/2015/9/8/chartex" xmlns:cx2="http://schemas.microsoft.com/office/drawing/2015/10/21/chartex" xmlns:cx3="http://schemas.microsoft.com/office/drawing/2016/5/9/chartex" xmlns:cx4="http://schemas.microsoft.com/office/drawing/2016/5/10/chartex" xmlns:cx5="http://schemas.microsoft.com/office/drawing/2016/5/11/chartex" xmlns:cx6="http://schemas.microsoft.com/office/drawing/2016/5/12/chartex" xmlns:cx7="http://schemas.microsoft.com/office/drawing/2016/5/13/chartex" xmlns:cx8="http://schemas.microsoft.com/office/drawing/2016/5/14/chartex" xmlns:mc="http://schemas.openxmlformats.org/markup-compatibility/2006" xmlns:aink="http://schemas.microsoft.com/office/drawing/2016/ink" xmlns:am3d="http://schemas.microsoft.com/office/drawing/2017/model3d" xmlns:o="urn:schemas-microsoft-com:office:office" xmlns:oel="http://schemas.microsoft.com/office/2019/extlst" xmlns:r="http://schemas.openxmlformats.org/officeDocument/2006/relationships" xmlns:m="http://schemas.openxmlformats.org/officeDocument/2006/math" xmlns:v="urn:schemas-microsoft-com:vml" xmlns:wp14="http://schemas.microsoft.com/office/word/2010/wordprocessingDrawing" xmlns:wp="http://schemas.openxmlformats.org/drawingml/2006/wordprocessingDrawing" xmlns:w10="urn:schemas-microsoft-com:office:word" xmlns:w="http://schemas.openxmlformats.org/wordprocessingml/2006/main" xmlns:w14="http://schemas.microsoft.com/office/word/2010/wordml" xmlns:w15="http://schemas.microsoft.com/office/word/2012/wordml" xmlns:w16cex="http://schemas.microsoft.com/office/word/2018/wordml/cex" xmlns:w16cid="http://schemas.microsoft.com/office/word/2016/wordml/cid" xmlns:w16="http://schemas.microsoft.com/office/word/2018/wordml" xmlns:w16du="http://schemas.microsoft.com/office/word/2023/wordml/word16du" xmlns:w16sdtdh="http://schemas.microsoft.com/office/word/2020/wordml/sdtdatahash" xmlns:w16sdtfl="http://schemas.microsoft.com/office/word/2024/wordml/sdtformatlock" xmlns:w16se="http://schemas.microsoft.com/office/word/2015/wordml/symex" xmlns:wpg="http://schemas.microsoft.com/office/word/2010/wordprocessingGroup" xmlns:wpi="http://schemas.microsoft.com/office/word/2010/wordprocessingInk" xmlns:wne="http://schemas.microsoft.com/office/word/2006/wordml" xmlns:wps="http://schemas.microsoft.com/office/word/2010/wordprocessingShape" mc:Ignorable="w14 w15 w16se w16cid w16 w16cex w16sdtdh w16sdtfl w16du wp14">
+  <w:endnote w:type="separator" w:id="-1">
+    <w:p>
+      <w:pPr>
+        <w:spacing w:after="0" w:line="240" w:lineRule="auto"/>
+      </w:pPr>
+      <w:r>
+        <w:separator/>
+      </w:r>
+    </w:p>
+  </w:endnote>
+  <w:endnote w:type="continuationSeparator" w:id="0">
+    <w:p>
+      <w:pPr>
+        <w:spacing w:after="0" w:line="240" w:lineRule="auto"/>
+      </w:pPr>
+      <w:r>
+        <w:continuationSeparator/>
+      </w:r>
+    </w:p>
+  </w:endnote>
+</w:endnotes>
 </file>
 
 <file path=word/footer1.xml><?xml version="1.0" encoding="utf-8"?>
@@ -2883,6 +2620,31 @@
     </w:pPr>
   </w:p>
 </w:ftr>
+</file>
+
+<file path=word/footnotes.xml><?xml version="1.0" encoding="utf-8"?>
+<w:footnotes xmlns:wpc="http://schemas.microsoft.com/office/word/2010/wordprocessingCanvas" xmlns:cx="http://schemas.microsoft.com/office/drawing/2014/chartex" xmlns:cx1="http://schemas.microsoft.com/office/drawing/2015/9/8/chartex" xmlns:cx2="http://schemas.microsoft.com/office/drawing/2015/10/21/chartex" xmlns:cx3="http://schemas.microsoft.com/office/drawing/2016/5/9/chartex" xmlns:cx4="http://schemas.microsoft.com/office/drawing/2016/5/10/chartex" xmlns:cx5="http://schemas.microsoft.com/office/drawing/2016/5/11/chartex" xmlns:cx6="http://schemas.microsoft.com/office/drawing/2016/5/12/chartex" xmlns:cx7="http://schemas.microsoft.com/office/drawing/2016/5/13/chartex" xmlns:cx8="http://schemas.microsoft.com/office/drawing/2016/5/14/chartex" xmlns:mc="http://schemas.openxmlformats.org/markup-compatibility/2006" xmlns:aink="http://schemas.microsoft.com/office/drawing/2016/ink" xmlns:am3d="http://schemas.microsoft.com/office/drawing/2017/model3d" xmlns:o="urn:schemas-microsoft-com:office:office" xmlns:oel="http://schemas.microsoft.com/office/2019/extlst" xmlns:r="http://schemas.openxmlformats.org/officeDocument/2006/relationships" xmlns:m="http://schemas.openxmlformats.org/officeDocument/2006/math" xmlns:v="urn:schemas-microsoft-com:vml" xmlns:wp14="http://schemas.microsoft.com/office/word/2010/wordprocessingDrawing" xmlns:wp="http://schemas.openxmlformats.org/drawingml/2006/wordprocessingDrawing" xmlns:w10="urn:schemas-microsoft-com:office:word" xmlns:w="http://schemas.openxmlformats.org/wordprocessingml/2006/main" xmlns:w14="http://schemas.microsoft.com/office/word/2010/wordml" xmlns:w15="http://schemas.microsoft.com/office/word/2012/wordml" xmlns:w16cex="http://schemas.microsoft.com/office/word/2018/wordml/cex" xmlns:w16cid="http://schemas.microsoft.com/office/word/2016/wordml/cid" xmlns:w16="http://schemas.microsoft.com/office/word/2018/wordml" xmlns:w16du="http://schemas.microsoft.com/office/word/2023/wordml/word16du" xmlns:w16sdtdh="http://schemas.microsoft.com/office/word/2020/wordml/sdtdatahash" xmlns:w16sdtfl="http://schemas.microsoft.com/office/word/2024/wordml/sdtformatlock" xmlns:w16se="http://schemas.microsoft.com/office/word/2015/wordml/symex" xmlns:wpg="http://schemas.microsoft.com/office/word/2010/wordprocessingGroup" xmlns:wpi="http://schemas.microsoft.com/office/word/2010/wordprocessingInk" xmlns:wne="http://schemas.microsoft.com/office/word/2006/wordml" xmlns:wps="http://schemas.microsoft.com/office/word/2010/wordprocessingShape" mc:Ignorable="w14 w15 w16se w16cid w16 w16cex w16sdtdh w16sdtfl w16du wp14">
+  <w:footnote w:type="separator" w:id="-1">
+    <w:p>
+      <w:pPr>
+        <w:spacing w:after="0" w:line="240" w:lineRule="auto"/>
+      </w:pPr>
+      <w:r>
+        <w:separator/>
+      </w:r>
+    </w:p>
+  </w:footnote>
+  <w:footnote w:type="continuationSeparator" w:id="0">
+    <w:p>
+      <w:pPr>
+        <w:spacing w:after="0" w:line="240" w:lineRule="auto"/>
+      </w:pPr>
+      <w:r>
+        <w:continuationSeparator/>
+      </w:r>
+    </w:p>
+  </w:footnote>
+</w:footnotes>
 </file>
 
 <file path=word/numbering.xml><?xml version="1.0" encoding="utf-8"?>
@@ -5023,6 +4785,7 @@
   <w:style w:type="character" w:default="1" w:styleId="DefaultParagraphFont">
     <w:name w:val="Default Paragraph Font"/>
     <w:uiPriority w:val="1"/>
+    <w:semiHidden/>
     <w:unhideWhenUsed/>
   </w:style>
   <w:style w:type="table" w:default="1" w:styleId="TableNormal">
@@ -5415,6 +5178,70 @@
       <w:u w:val="single"/>
     </w:rPr>
   </w:style>
+  <w:style w:type="paragraph" w:styleId="Header">
+    <w:name w:val="header"/>
+    <w:basedOn w:val="Normal"/>
+    <w:link w:val="HeaderChar"/>
+    <w:uiPriority w:val="99"/>
+    <w:unhideWhenUsed/>
+    <w:rsid w:val="00475FFA"/>
+    <w:pPr>
+      <w:tabs>
+        <w:tab w:val="center" w:pos="4680"/>
+        <w:tab w:val="right" w:pos="9360"/>
+      </w:tabs>
+      <w:spacing w:after="0" w:line="240" w:lineRule="auto"/>
+    </w:pPr>
+    <w:rPr>
+      <w:szCs w:val="21"/>
+    </w:rPr>
+  </w:style>
+  <w:style w:type="character" w:customStyle="1" w:styleId="HeaderChar">
+    <w:name w:val="Header Char"/>
+    <w:basedOn w:val="DefaultParagraphFont"/>
+    <w:link w:val="Header"/>
+    <w:uiPriority w:val="99"/>
+    <w:rsid w:val="00475FFA"/>
+    <w:rPr>
+      <w:rFonts w:ascii="Times New Roman" w:eastAsia="Times New Roman" w:hAnsi="Times New Roman" w:cs="Times New Roman"/>
+      <w:kern w:val="0"/>
+      <w:sz w:val="24"/>
+      <w:szCs w:val="21"/>
+      <w14:ligatures w14:val="none"/>
+    </w:rPr>
+  </w:style>
+  <w:style w:type="paragraph" w:styleId="Footer">
+    <w:name w:val="footer"/>
+    <w:basedOn w:val="Normal"/>
+    <w:link w:val="FooterChar"/>
+    <w:uiPriority w:val="99"/>
+    <w:unhideWhenUsed/>
+    <w:rsid w:val="00475FFA"/>
+    <w:pPr>
+      <w:tabs>
+        <w:tab w:val="center" w:pos="4680"/>
+        <w:tab w:val="right" w:pos="9360"/>
+      </w:tabs>
+      <w:spacing w:after="0" w:line="240" w:lineRule="auto"/>
+    </w:pPr>
+    <w:rPr>
+      <w:szCs w:val="21"/>
+    </w:rPr>
+  </w:style>
+  <w:style w:type="character" w:customStyle="1" w:styleId="FooterChar">
+    <w:name w:val="Footer Char"/>
+    <w:basedOn w:val="DefaultParagraphFont"/>
+    <w:link w:val="Footer"/>
+    <w:uiPriority w:val="99"/>
+    <w:rsid w:val="00475FFA"/>
+    <w:rPr>
+      <w:rFonts w:ascii="Times New Roman" w:eastAsia="Times New Roman" w:hAnsi="Times New Roman" w:cs="Times New Roman"/>
+      <w:kern w:val="0"/>
+      <w:sz w:val="24"/>
+      <w:szCs w:val="21"/>
+      <w14:ligatures w14:val="none"/>
+    </w:rPr>
+  </w:style>
 </w:styles>
 </file>
 
